--- a/zht/docx/072.content.docx
+++ b/zht/docx/072.content.docx
@@ -150,26 +150,6 @@
           <w:lang w:val="zh_TW" w:bidi="zh_TW"/>
         </w:rPr>
         <w:t>shen</w:t>
-      </w:r>
-      <w:r>
-        <w:rPr>
-          <w:lang w:val="zh_TW" w:bidi="zh_TW"/>
-        </w:rPr>
-      </w:r>
-    </w:p>
-    <w:p>
-      <w:pPr/>
-      <w:r>
-        <w:rPr>
-          <w:lang w:val="zh_TW" w:bidi="zh_TW"/>
-        </w:rPr>
-      </w:r>
-      <w:r>
-        <w:rPr>
-          <w:i/>
-          <w:lang w:val="zh_TW" w:bidi="zh_TW"/>
-        </w:rPr>
-        <w:t>什麼是美善, 神保護祂的僕人, 神的安息日之安息, 神的獨一性, 神的恩典, 神的兒子, 神的忿怒, 神的公義, 神的話語, 神的教導, 神的靈降臨, 神的名立於聖殿上, 神的僕人, 神的榮耀, 神的榮耀與祂的子民同在, 神的新約, 神的約, 神的主權, 神的主權與人的責任, 神對祂百姓的審判, 神對祂子民的信實, 神對祂子民的應許, 神對萬國的統治與權能, 神對以色列的愛, 神改變心意, 神國的降臨, 神恢復的計劃, 神蹟, 神絕對的聖潔, 神立約的愛, 神是聖潔的勇士, 神所應許的國度, 神通過禱告工作, 神統一的救恩計劃, 神因人背道而憂傷, 神與大衛所立的約, 神與挪亞所立的約, 神與祂子民同在的回歸, 神與亞伯拉罕所立的約, 神與以色列諸王所立的約, 神在歷史中奧祕的旨意, 神子民的聖潔, 神子民所遭受的壓迫, 審判的目的, 審判之後的盼望, 審判之主再來</w:t>
       </w:r>
       <w:r>
         <w:rPr>

--- a/zht/docx/072.content.docx
+++ b/zht/docx/072.content.docx
@@ -19,7 +19,7 @@
         <w:rPr>
           <w:lang w:val="zh_TW" w:bidi="zh_TW"/>
         </w:rPr>
-        <w:t>Resource: Study Notes - Themes (Tyndale)</w:t>
+        <w:t>Resource: Tyndale Open Study Notes</w:t>
       </w:r>
       <w:r>
         <w:rPr>
@@ -112,7 +112,7 @@
         <w:rPr>
           <w:lang w:val="zh_TW" w:bidi="zh_TW"/>
         </w:rPr>
-        <w:t>Study Notes - Themes (Tyndale)</w:t>
+        <w:t>Tyndale Open Study Notes</w:t>
       </w:r>
     </w:p>
     <w:p>

--- a/zht/docx/072.content.docx
+++ b/zht/docx/072.content.docx
@@ -19,7 +19,7 @@
         <w:rPr>
           <w:lang w:val="zh_TW" w:bidi="zh_TW"/>
         </w:rPr>
-        <w:t>Resource: Tyndale Open Study Notes</w:t>
+        <w:t>Resource: Aquifer Open Study Notes (Themes)</w:t>
       </w:r>
       <w:r>
         <w:rPr>
@@ -112,7 +112,7 @@
         <w:rPr>
           <w:lang w:val="zh_TW" w:bidi="zh_TW"/>
         </w:rPr>
-        <w:t>Tyndale Open Study Notes</w:t>
+        <w:t>Aquifer Open Study Notes (Themes)</w:t>
       </w:r>
     </w:p>
     <w:p>
